--- a/roteiros/evaristo-costa/EvaristoCosta_Parte5.docx
+++ b/roteiros/evaristo-costa/EvaristoCosta_Parte5.docx
@@ -175,7 +175,7 @@
         <w:rPr>
           <w:color w:val="000000"/>
         </w:rPr>
-        <w:t>Os fãs lotaram os comentários. Para quem tinha acompanhado a UTI, a balança despencando e a frase "eu me sinto definhando", aquela mensagem parecia o final feliz de um filme.</w:t>
+        <w:t>Os comentários se encheram de mensagens de carinho. Para quem tinha acompanhado a UTI, a balança despencando e a frase "eu me sinto definhando", aquela mensagem parecia o final feliz de um filme.</w:t>
       </w:r>
     </w:p>
     <w:p>
@@ -255,7 +255,7 @@
         <w:rPr>
           <w:color w:val="000000"/>
         </w:rPr>
-        <w:t>Pela primeira vez em quase nove anos, a televisão aberta brasileira parecia pronta para receber Evaristo de volta.</w:t>
+        <w:t>Quase nove anos depois de deixar a Globo, a televisão aberta brasileira parecia prestes a receber Evaristo de volta.</w:t>
       </w:r>
     </w:p>
     <w:p>
@@ -375,7 +375,7 @@
         <w:rPr>
           <w:color w:val="000000"/>
         </w:rPr>
-        <w:t>Evaristo não confirmou nem negou nada sobre a própria vida. Fez uma coisa mais rara. Traçou uma linha. Aquilo, a vida íntima dele, não pertencia a ninguém.</w:t>
+        <w:t>Evaristo manteve a própria vida para si. E traçou uma linha que pouca gente famosa tem coragem de traçar em público. A vida íntima dele pertencia só a ele.</w:t>
       </w:r>
     </w:p>
     <w:p>
@@ -383,15 +383,7 @@
         <w:rPr>
           <w:color w:val="C00000"/>
         </w:rPr>
-        <w:t>E repare numa coisa que quase ninguém conectou. Tudo o que você viu até agora, da vergonha de falar do intestino à cobrança sobre a vida íntima, aponta para a mesma ferida. E ela é a verdade mais cruel de toda essa história.</w:t>
-      </w:r>
-    </w:p>
-    <w:p>
-      <w:r>
-        <w:rPr>
-          <w:color w:val="000000"/>
-        </w:rPr>
-        <w:t>Seis meses depois, Evaristo voltou a surpreender.</w:t>
+        <w:t>Mas essa história ainda guardava uma última surpresa. Seis meses depois, o próprio Evaristo ia deixar o Brasil em choque com um anúncio que ninguém esperava ouvir dele.</w:t>
       </w:r>
     </w:p>
     <w:p>
@@ -559,7 +551,7 @@
         <w:rPr>
           <w:color w:val="000000"/>
         </w:rPr>
-        <w:t>Enquanto isso, o homem de verdade ia ao banheiro quarenta vezes por dia e tinha vergonha de contar. E, no pior momento da doença, perdendo meio quilo por dia, ainda lia nos comentários perguntas sobre o casamento e sobre a própria sexualidade.</w:t>
+        <w:t>Enquanto isso, o homem de verdade ia ao banheiro quarenta vezes por dia e tinha vergonha de contar. E, mesmo depois de vencer a pior fase da doença, ainda lia nos comentários palpites sobre o casamento e cobranças sobre a própria sexualidade.</w:t>
       </w:r>
     </w:p>
     <w:p>
@@ -583,7 +575,7 @@
         <w:rPr>
           <w:color w:val="C00000"/>
         </w:rPr>
-        <w:t>Só que existe uma frase de Evaristo, dita no meio de toda essa luta, que muda o sentido de tudo o que você viu até aqui. E explica por que ele decidiu, enfim, expor a parte mais íntima da própria vida.</w:t>
+        <w:t>Há uma frase de Evaristo, dita no meio de toda essa luta, que muda o sentido de tudo o que você viu até aqui. E explica por que ele decidiu, enfim, expor a parte mais íntima da própria vida.</w:t>
       </w:r>
     </w:p>
     <w:p>

--- a/roteiros/evaristo-costa/EvaristoCosta_Parte5.docx
+++ b/roteiros/evaristo-costa/EvaristoCosta_Parte5.docx
@@ -383,7 +383,7 @@
         <w:rPr>
           <w:color w:val="C00000"/>
         </w:rPr>
-        <w:t>Mas essa história ainda guardava uma última surpresa. Seis meses depois, o próprio Evaristo ia deixar o Brasil em choque com um anúncio que ninguém esperava ouvir dele.</w:t>
+        <w:t>Essa história ainda guardava uma última surpresa. Seis meses depois, o próprio Evaristo ia deixar o Brasil em choque com um anúncio que ninguém esperava ouvir dele.</w:t>
       </w:r>
     </w:p>
     <w:p>
@@ -455,7 +455,7 @@
         <w:rPr>
           <w:color w:val="C00000"/>
         </w:rPr>
-        <w:t>Mas, antes de chegar aos cinquenta, existe uma verdade que atravessa toda essa história. E ela explica por que o Brasil, durante anos, olhou para Evaristo e não enxergou o que estava bem na frente dos olhos.</w:t>
+        <w:t>Antes de chegar aos cinquenta, existe uma verdade que atravessa toda essa história. E ela explica por que o Brasil, durante anos, olhou para Evaristo e não enxergou o que estava bem na frente dos olhos.</w:t>
       </w:r>
     </w:p>
     <w:p>

--- a/roteiros/evaristo-costa/EvaristoCosta_Parte5.docx
+++ b/roteiros/evaristo-costa/EvaristoCosta_Parte5.docx
@@ -15,7 +15,7 @@
         <w:rPr>
           <w:color w:val="000000"/>
         </w:rPr>
-        <w:t>A resposta veio numa segunda-feira de setembro de dois mil e vinte e quatro, num lugar que ninguém esperava.</w:t>
+        <w:t>A história dessa resposta começa numa segunda-feira de setembro de dois mil e vinte e quatro, num lugar que ninguém esperava.</w:t>
       </w:r>
     </w:p>
     <w:p>
@@ -159,7 +159,7 @@
         <w:rPr>
           <w:color w:val="000000"/>
         </w:rPr>
-        <w:t>Evaristo comemorou do jeito dele. Com uma frase curta, bem brasileira, escrita do outro lado do oceano: "Comemorar com pastel de feira."</w:t>
+        <w:t>Evaristo comemorou do jeito dele. Com uma frase curta, bem brasileira, escrita na Inglaterra: "Comemorar com pastel de feira."</w:t>
       </w:r>
     </w:p>
     <w:p>
@@ -175,7 +175,7 @@
         <w:rPr>
           <w:color w:val="000000"/>
         </w:rPr>
-        <w:t>Os comentários se encheram de mensagens de carinho. Para quem tinha acompanhado a UTI, a balança despencando e a frase "eu me sinto definhando", aquela mensagem parecia o final feliz de um filme.</w:t>
+        <w:t>Os comentários se encheram de mensagens de carinho. Para quem tinha acompanhado a UTI e a frase "eu me sinto definhando", aquela mensagem parecia o final feliz de um filme.</w:t>
       </w:r>
     </w:p>
     <w:p>
@@ -199,7 +199,7 @@
         <w:rPr>
           <w:color w:val="C00000"/>
         </w:rPr>
-        <w:t>Só que o corpo não foi a única coisa que cobrou um preço de Evaristo Costa. Porque, enquanto a doença finalmente dava trégua, começava um outro tipo de ataque. Um ataque que vinha de fora, dos comentários e das manchetes.</w:t>
+        <w:t>O corpo, porém, não foi a única coisa que cobrou um preço de Evaristo Costa. Porque, enquanto a doença dava trégua, começava um outro tipo de ataque. Um ataque que vinha de fora, dos comentários e das manchetes.</w:t>
       </w:r>
     </w:p>
     <w:p>
@@ -239,7 +239,7 @@
         <w:rPr>
           <w:color w:val="000000"/>
         </w:rPr>
-        <w:t>E o pior ainda estava por vir.</w:t>
+        <w:t>O pior ainda estava por vir.</w:t>
       </w:r>
     </w:p>
     <w:p>
@@ -287,7 +287,7 @@
         <w:rPr>
           <w:color w:val="000000"/>
         </w:rPr>
-        <w:t>Só que, dias depois, tudo desmoronou.</w:t>
+        <w:t>Dias depois, tudo desmoronou.</w:t>
       </w:r>
     </w:p>
     <w:p>
@@ -423,7 +423,7 @@
         <w:rPr>
           <w:color w:val="000000"/>
         </w:rPr>
-        <w:t>Só que era uma brincadeira.</w:t>
+        <w:t>Era uma brincadeira.</w:t>
       </w:r>
     </w:p>
     <w:p>
@@ -567,7 +567,7 @@
         <w:rPr>
           <w:color w:val="000000"/>
         </w:rPr>
-        <w:t>Só que o sorriso também foi o que escondeu, durante anos, o tamanho do sofrimento dele.</w:t>
+        <w:t>O sorriso também foi o que escondeu, durante anos, o tamanho do sofrimento dele.</w:t>
       </w:r>
     </w:p>
     <w:p>
